--- a/2.资产池出账专项协议（单一客户资产池模式）.docx
+++ b/2.资产池出账专项协议（单一客户资产池模式）.docx
@@ -1494,8 +1494,8 @@
         </w:rPr>
         <w:t>包括纸质银行承兑汇票和</w:t>
       </w:r>
-      <w:bookmarkStart w:id="0" w:name="OLE_LINK4"/>
-      <w:bookmarkStart w:id="1" w:name="OLE_LINK2"/>
+      <w:bookmarkStart w:id="0" w:name="OLE_LINK2"/>
+      <w:bookmarkStart w:id="1" w:name="OLE_LINK4"/>
       <w:r>
         <w:rPr>
           <w:rFonts w:hint="eastAsia" w:eastAsiaTheme="minorEastAsia"/>
@@ -8574,16 +8574,19 @@
         </w:rPr>
         <w:t>份，乙方执</w:t>
       </w:r>
-      <w:r>
-        <w:rPr>
-          <w:rFonts w:hint="eastAsia"/>
-          <w:bCs/>
-          <w:kern w:val="0"/>
-          <w:szCs w:val="21"/>
+      <w:bookmarkStart w:id="11" w:name="_GoBack"/>
+      <w:r>
+        <w:rPr>
+          <w:rFonts w:hint="eastAsia"/>
+          <w:bCs/>
+          <w:kern w:val="0"/>
+          <w:szCs w:val="21"/>
+          <w:u w:val="single"/>
           <w:lang w:eastAsia="zh-CN"/>
         </w:rPr>
         <w:t>壹</w:t>
       </w:r>
+      <w:bookmarkEnd w:id="11"/>
       <w:r>
         <w:rPr>
           <w:rFonts w:hint="eastAsia"/>
@@ -9183,7 +9186,6 @@
         </w:rPr>
         <w:t>{{额度启用日期}}</w:t>
       </w:r>
-      <w:bookmarkStart w:id="11" w:name="_GoBack"/>
       <w:r>
         <w:rPr>
           <w:rFonts w:ascii="Times New Roman" w:hAnsi="Times New Roman" w:eastAsia="宋体" w:cs="Times New Roman"/>
@@ -9195,7 +9197,6 @@
         </w:rPr>
         <w:t xml:space="preserve">    </w:t>
       </w:r>
-      <w:bookmarkEnd w:id="11"/>
       <w:r>
         <w:rPr>
           <w:rFonts w:hint="eastAsia" w:eastAsia="宋体"/>
